--- a/contestant_template/API参考/mission_lite.docx
+++ b/contestant_template/API参考/mission_lite.docx
@@ -945,7 +945,7 @@
           </w:tcPr>
           <w:p>
             <w:r>
-              <w:t>往日志里打一行带机号前缀的进度。选手程序里 print(f'[{ns}] ...')满篇都是，用这个就不</w:t>
+              <w:t>往日志里打一行带机号前缀的进度。选手程序里 print(f'[{ns}] ...')</w:t>
             </w:r>
           </w:p>
         </w:tc>
@@ -1413,7 +1413,7 @@
         <w:ind w:left="480"/>
       </w:pPr>
       <w:r>
-        <w:t>start_xy: 从哪儿起步（默认自己当前位置换算成的起飞点）。编队段从 半路开始时要给，否则僚机算出来的起始站位会跑到场外。</w:t>
+        <w:t>agl_m: 全程锁的离地高度（米）。</w:t>
       </w:r>
     </w:p>
     <w:p>
@@ -1422,7 +1422,7 @@
         <w:ind w:left="480"/>
       </w:pPr>
       <w:r>
-        <w:t>final_xy: 航线跑完再飞到哪儿（默认 route[0]）。</w:t>
+        <w:t>hold_s: 每个航点停多久（秒）。转向跟停顿同时进行，不足的部分补足。</w:t>
       </w:r>
     </w:p>
     <w:p>
@@ -1431,16 +1431,7 @@
         <w:ind w:left="480"/>
       </w:pPr>
       <w:r>
-        <w:t>disband_at: 给了就按"</w:t>
-      </w:r>
-      <w:r>
-        <w:rPr>
-          <w:b/>
-        </w:rPr>
-        <w:t>僚机过了这个航点</w:t>
-      </w:r>
-      <w:r>
-        <w:t>"解散；不给按"长机飞回 自己起飞点上空"解散。</w:t>
+        <w:t>start_xy: 从哪儿起步（默认自己当前位置换算成的起飞点）。编队段从 半路开始时要给，否则僚机算出来的起始站位会跑到场外。</w:t>
       </w:r>
     </w:p>
     <w:p>
@@ -1449,7 +1440,7 @@
         <w:ind w:left="480"/>
       </w:pPr>
       <w:r>
-        <w:t>wait_follower_s: 等僚机到站位的上限，等不到也照飞。</w:t>
+        <w:t>final_xy: 航线跑完再飞到哪儿（默认 route[0]）。</w:t>
       </w:r>
     </w:p>
     <w:p>
@@ -1458,6 +1449,33 @@
         <w:ind w:left="480"/>
       </w:pPr>
       <w:r>
+        <w:t>disband_at: 给了就按"</w:t>
+      </w:r>
+      <w:r>
+        <w:rPr>
+          <w:b/>
+        </w:rPr>
+        <w:t>僚机过了这个航点</w:t>
+      </w:r>
+      <w:r>
+        <w:t>"解散；不给按"长机飞回 自己起飞点上空"解散。</w:t>
+      </w:r>
+    </w:p>
+    <w:p>
+      <w:pPr>
+        <w:pStyle w:val="ListBullet"/>
+        <w:ind w:left="480"/>
+      </w:pPr>
+      <w:r>
+        <w:t>wait_follower_s: 等僚机到站位的上限，等不到也照飞。</w:t>
+      </w:r>
+    </w:p>
+    <w:p>
+      <w:pPr>
+        <w:pStyle w:val="ListBullet"/>
+        <w:ind w:left="480"/>
+      </w:pPr>
+      <w:r>
         <w:t xml:space="preserve">tail_direct: 最后一段（飞往 final_xy 那一段）走直线。 </w:t>
       </w:r>
       <w:r>
@@ -1564,16 +1582,7 @@
         <w:ind w:left="480"/>
       </w:pPr>
       <w:r>
-        <w:t>sound: 核对落点通过后才播的声光事件。</w:t>
-      </w:r>
-      <w:r>
-        <w:rPr>
-          <w:b/>
-        </w:rPr>
-        <w:t>不要在调用方自己播</w:t>
-      </w:r>
-      <w:r>
-        <w:t>—— 任务机全程要降落三次（取器材、放器材、回家），"降落动作完成" 本身说明不了任务结束，得按落点坐标判。</w:t>
+        <w:t>land: True = 到位后降落（默认）；False = 只飞回起飞点上空悬停。</w:t>
       </w:r>
     </w:p>
     <w:p>
@@ -1582,7 +1591,7 @@
         <w:ind w:left="480"/>
       </w:pPr>
       <w:r>
-        <w:t>report: 给队友发的事件名，带 x/y/ok 三个字段。落点不准也发， 否则队友会一直等到超时。</w:t>
+        <w:t>agl_m: 飞回去时锁的离地高度（米）。</w:t>
       </w:r>
     </w:p>
     <w:p>
@@ -1591,6 +1600,33 @@
         <w:ind w:left="480"/>
       </w:pPr>
       <w:r>
+        <w:t>sound: 核对落点通过后才播的声光事件。</w:t>
+      </w:r>
+      <w:r>
+        <w:rPr>
+          <w:b/>
+        </w:rPr>
+        <w:t>不要在调用方自己播</w:t>
+      </w:r>
+      <w:r>
+        <w:t>—— 任务机全程要降落三次（取器材、放器材、回家），"降落动作完成" 本身说明不了任务结束，得按落点坐标判。</w:t>
+      </w:r>
+    </w:p>
+    <w:p>
+      <w:pPr>
+        <w:pStyle w:val="ListBullet"/>
+        <w:ind w:left="480"/>
+      </w:pPr>
+      <w:r>
+        <w:t>report: 给队友发的事件名，带 x/y/ok 三个字段。落点不准也发， 否则队友会一直等到超时。</w:t>
+      </w:r>
+    </w:p>
+    <w:p>
+      <w:pPr>
+        <w:pStyle w:val="ListBullet"/>
+        <w:ind w:left="480"/>
+      </w:pPr>
+      <w:r>
         <w:t xml:space="preserve">direct: True = 整段走直线，不经规划器。含义和前提同 </w:t>
       </w:r>
       <w:r>
@@ -1662,6 +1698,86 @@
     <w:p>
       <w:r>
         <w:rPr>
+          <w:b/>
+        </w:rPr>
+        <w:t>参数</w:t>
+      </w:r>
+    </w:p>
+    <w:p>
+      <w:pPr>
+        <w:pStyle w:val="ListBullet"/>
+        <w:ind w:left="480"/>
+      </w:pPr>
+      <w:r>
+        <w:t>wx: 待命点的世界坐标 x（米）。</w:t>
+      </w:r>
+    </w:p>
+    <w:p>
+      <w:pPr>
+        <w:pStyle w:val="ListBullet"/>
+        <w:ind w:left="480"/>
+      </w:pPr>
+      <w:r>
+        <w:t>wy: 待命点的世界坐标 y（米）。</w:t>
+      </w:r>
+    </w:p>
+    <w:p>
+      <w:pPr>
+        <w:pStyle w:val="ListBullet"/>
+        <w:ind w:left="480"/>
+      </w:pPr>
+      <w:r>
+        <w:t>agl_m: 悬停的离地高度（米）。</w:t>
+      </w:r>
+    </w:p>
+    <w:p>
+      <w:pPr>
+        <w:pStyle w:val="ListBullet"/>
+        <w:ind w:left="480"/>
+      </w:pPr>
+      <w:r>
+        <w:t>seconds: 到位后再停多久（秒）。0 = 到了就返回，不额外等。</w:t>
+      </w:r>
+    </w:p>
+    <w:p>
+      <w:pPr>
+        <w:pStyle w:val="ListBullet"/>
+        <w:ind w:left="480"/>
+      </w:pPr>
+      <w:r>
+        <w:t>direct: True = 走直线（</w:t>
+      </w:r>
+      <w:r>
+        <w:rPr>
+          <w:rFonts w:ascii="Consolas" w:hAnsi="Consolas"/>
+        </w:rPr>
+        <w:t>goto_direct</w:t>
+      </w:r>
+      <w:r>
+        <w:t>），</w:t>
+      </w:r>
+      <w:r>
+        <w:rPr>
+          <w:b/>
+        </w:rPr>
+        <w:t>不经规划器、没有避障</w:t>
+      </w:r>
+      <w:r>
+        <w:t xml:space="preserve">。 含义和前提同 </w:t>
+      </w:r>
+      <w:r>
+        <w:rPr>
+          <w:rFonts w:ascii="Consolas" w:hAnsi="Consolas"/>
+        </w:rPr>
+        <w:t>goto_world()</w:t>
+      </w:r>
+      <w:r>
+        <w:t>——必须先算过这条直线的余量。</w:t>
+      </w:r>
+    </w:p>
+    <w:p>
+      <w:r>
+        <w:rPr>
           <w:rFonts w:ascii="Consolas" w:hAnsi="Consolas"/>
           <w:b/>
           <w:sz w:val="22"/>
@@ -1690,6 +1806,41 @@
       </w:r>
       <w:r>
         <w:t xml:space="preserve"> 的别名，名字更贴近用途。</w:t>
+      </w:r>
+    </w:p>
+    <w:p>
+      <w:r>
+        <w:rPr>
+          <w:b/>
+        </w:rPr>
+        <w:t>参数</w:t>
+      </w:r>
+    </w:p>
+    <w:p>
+      <w:pPr>
+        <w:pStyle w:val="ListBullet"/>
+        <w:ind w:left="480"/>
+      </w:pPr>
+      <w:r>
+        <w:t>event: 声光事件名。</w:t>
+      </w:r>
+      <w:r>
+        <w:rPr>
+          <w:b/>
+        </w:rPr>
+        <w:t>必须是固定枚举里的一项</w:t>
+      </w:r>
+      <w:r>
+        <w:t xml:space="preserve">（见 </w:t>
+      </w:r>
+      <w:r>
+        <w:rPr>
+          <w:rFonts w:ascii="Consolas" w:hAnsi="Consolas"/>
+        </w:rPr>
+        <w:t>_sound_light_port.py</w:t>
+      </w:r>
+      <w:r>
+        <w:t xml:space="preserve"> 的 SOUND_LIGHT_EVENTS），自造名字会 直接抛 ValueError 把整个任务打断。</w:t>
       </w:r>
     </w:p>
     <w:p>
@@ -1920,6 +2071,42 @@
         <w:ind w:left="480"/>
       </w:pPr>
       <w:r>
+        <w:t>class_id: 要对准的目标类别，比如 'apriltag:1'。</w:t>
+      </w:r>
+    </w:p>
+    <w:p>
+      <w:pPr>
+        <w:pStyle w:val="ListBullet"/>
+        <w:ind w:left="480"/>
+      </w:pPr>
+      <w:r>
+        <w:t xml:space="preserve">camera: 'front'（前视，贴在立面上的目标）或 'down'（下视，地面目标）。 </w:t>
+      </w:r>
+      <w:r>
+        <w:rPr>
+          <w:b/>
+        </w:rPr>
+        <w:t>两条路完全不同</w:t>
+      </w:r>
+      <w:r>
+        <w:t xml:space="preserve">：前视走本方法自己的几何解算；下视自动改走 </w:t>
+      </w:r>
+      <w:r>
+        <w:rPr>
+          <w:rFonts w:ascii="Consolas" w:hAnsi="Consolas"/>
+        </w:rPr>
+        <w:t>center_on_target()</w:t>
+      </w:r>
+      <w:r>
+        <w:t xml:space="preserve"> 的 precision_servo 闭环。</w:t>
+      </w:r>
+    </w:p>
+    <w:p>
+      <w:pPr>
+        <w:pStyle w:val="ListBullet"/>
+        <w:ind w:left="480"/>
+      </w:pPr>
+      <w:r>
         <w:t>face_yaw_deg: 给了就先把机头转到这个朝向再对准。</w:t>
       </w:r>
       <w:r>
@@ -1930,6 +2117,15 @@
       </w:r>
       <w:r>
         <w:t>——本方法是"锁住当前朝向只做平移"的，朝向不对的话 画面里居中了、机身却斜着，弹丸打出去也是斜的。</w:t>
+      </w:r>
+    </w:p>
+    <w:p>
+      <w:pPr>
+        <w:pStyle w:val="ListBullet"/>
+        <w:ind w:left="480"/>
+      </w:pPr>
+      <w:r>
+        <w:t>what: 目标叫什么，只用于日志。</w:t>
       </w:r>
     </w:p>
     <w:p>
@@ -1973,6 +2169,68 @@
     <w:p>
       <w:r>
         <w:rPr>
+          <w:b/>
+        </w:rPr>
+        <w:t>参数</w:t>
+      </w:r>
+    </w:p>
+    <w:p>
+      <w:pPr>
+        <w:pStyle w:val="ListBullet"/>
+        <w:ind w:left="480"/>
+      </w:pPr>
+      <w:r>
+        <w:t>tag: 这张照片叫什么，会进文件名（</w:t>
+      </w:r>
+      <w:r>
+        <w:rPr>
+          <w:rFonts w:ascii="Consolas" w:hAnsi="Consolas"/>
+        </w:rPr>
+        <w:t>{机号}_{时分秒}_{tag}.png</w:t>
+      </w:r>
+      <w:r>
+        <w:t>）。</w:t>
+      </w:r>
+    </w:p>
+    <w:p>
+      <w:pPr>
+        <w:pStyle w:val="ListBullet"/>
+        <w:ind w:left="480"/>
+      </w:pPr>
+      <w:r>
+        <w:t>camera: 用哪个相机，'front'（前视）或 'down'（下视）。 两个都是</w:t>
+      </w:r>
+      <w:r>
+        <w:rPr>
+          <w:b/>
+        </w:rPr>
+        <w:t>固定安装</w:t>
+      </w:r>
+      <w:r>
+        <w:t>的独立相机，不存在"切视角"。</w:t>
+      </w:r>
+    </w:p>
+    <w:p>
+      <w:pPr>
+        <w:pStyle w:val="ListBullet"/>
+        <w:ind w:left="480"/>
+      </w:pPr>
+      <w:r>
+        <w:t xml:space="preserve">directory: 存到哪个目录。不给就用 </w:t>
+      </w:r>
+      <w:r>
+        <w:rPr>
+          <w:rFonts w:ascii="Consolas" w:hAnsi="Consolas"/>
+        </w:rPr>
+        <w:t>self.PHOTO_DIR</w:t>
+      </w:r>
+      <w:r>
+        <w:t>。</w:t>
+      </w:r>
+    </w:p>
+    <w:p>
+      <w:r>
+        <w:rPr>
           <w:color w:val="C00000"/>
         </w:rPr>
         <w:t xml:space="preserve">⚠ </w:t>
@@ -2020,30 +2278,6 @@
     <w:p>
       <w:r>
         <w:rPr>
-          <w:rFonts w:ascii="Consolas" w:hAnsi="Consolas"/>
-          <w:b/>
-          <w:sz w:val="22"/>
-        </w:rPr>
-        <w:t>shoot(shots: int=1, interval_s: float=1.0, label: str='发射', sound: Optional[str]=None)</w:t>
-      </w:r>
-    </w:p>
-    <w:p>
-      <w:r>
-        <w:rPr>
-          <w:i/>
-          <w:sz w:val="18"/>
-        </w:rPr>
-        <w:t>第 78 行首次用到 · 抓放与发射</w:t>
-      </w:r>
-    </w:p>
-    <w:p>
-      <w:r>
-        <w:t>发射弹丸：舵机推到发射位、等到位、再复位装填。shots&gt;1 就连发。</w:t>
-      </w:r>
-    </w:p>
-    <w:p>
-      <w:r>
-        <w:rPr>
           <w:b/>
         </w:rPr>
         <w:t>参数</w:t>
@@ -2055,6 +2289,83 @@
         <w:ind w:left="480"/>
       </w:pPr>
       <w:r>
+        <w:t>meters: 沿机头方向前移多少米。正数向前。</w:t>
+      </w:r>
+    </w:p>
+    <w:p>
+      <w:pPr>
+        <w:pStyle w:val="ListBullet"/>
+        <w:ind w:left="480"/>
+      </w:pPr>
+      <w:r>
+        <w:t>what: 落脚点的名字，只用于日志。</w:t>
+      </w:r>
+    </w:p>
+    <w:p>
+      <w:r>
+        <w:rPr>
+          <w:rFonts w:ascii="Consolas" w:hAnsi="Consolas"/>
+          <w:b/>
+          <w:sz w:val="22"/>
+        </w:rPr>
+        <w:t>shoot(shots: int=1, interval_s: float=1.0, label: str='发射', sound: Optional[str]=None)</w:t>
+      </w:r>
+    </w:p>
+    <w:p>
+      <w:r>
+        <w:rPr>
+          <w:i/>
+          <w:sz w:val="18"/>
+        </w:rPr>
+        <w:t>第 78 行首次用到 · 抓放与发射</w:t>
+      </w:r>
+    </w:p>
+    <w:p>
+      <w:r>
+        <w:t>发射弹丸：舵机推到发射位、等到位、再复位装填。shots&gt;1 就连发。</w:t>
+      </w:r>
+    </w:p>
+    <w:p>
+      <w:r>
+        <w:rPr>
+          <w:b/>
+        </w:rPr>
+        <w:t>参数</w:t>
+      </w:r>
+    </w:p>
+    <w:p>
+      <w:pPr>
+        <w:pStyle w:val="ListBullet"/>
+        <w:ind w:left="480"/>
+      </w:pPr>
+      <w:r>
+        <w:t>shots: 连发几发。默认 1。</w:t>
+      </w:r>
+    </w:p>
+    <w:p>
+      <w:pPr>
+        <w:pStyle w:val="ListBullet"/>
+        <w:ind w:left="480"/>
+      </w:pPr>
+      <w:r>
+        <w:t>interval_s: 两发之间隔多久（秒）。只在 shots&gt;1 时有意义。</w:t>
+      </w:r>
+    </w:p>
+    <w:p>
+      <w:pPr>
+        <w:pStyle w:val="ListBullet"/>
+        <w:ind w:left="480"/>
+      </w:pPr>
+      <w:r>
+        <w:t>label: 日志里怎么称呼（比如 '发射灭火弹'）。连发时自动加 "i/n"。</w:t>
+      </w:r>
+    </w:p>
+    <w:p>
+      <w:pPr>
+        <w:pStyle w:val="ListBullet"/>
+        <w:ind w:left="480"/>
+      </w:pPr>
+      <w:r>
         <w:t>sound: 第一发之前播的声光事件。连发只播一次。</w:t>
       </w:r>
     </w:p>
@@ -2108,30 +2419,6 @@
     <w:p>
       <w:r>
         <w:rPr>
-          <w:rFonts w:ascii="Consolas" w:hAnsi="Consolas"/>
-          <w:b/>
-          <w:sz w:val="22"/>
-        </w:rPr>
-        <w:t>patrol(stations: List[Tuple[Any, ...]], class_id: Optional[str]=None, agl_m: float=2.0, on_found: Optional[Any]=None, scan_sound: Optional[str]=None, found_sound: Optional[str]=None, once: bool=True)</w:t>
-      </w:r>
-    </w:p>
-    <w:p>
-      <w:r>
-        <w:rPr>
-          <w:i/>
-          <w:sz w:val="18"/>
-        </w:rPr>
-        <w:t>第 83 行首次用到 · 视觉：识别与对准</w:t>
-      </w:r>
-    </w:p>
-    <w:p>
-      <w:r>
-        <w:t>逐站巡检：飞到观察位 -&gt; 转到指定机头朝向 -&gt; 拍交付照片 -&gt; （该查就查）。</w:t>
-      </w:r>
-    </w:p>
-    <w:p>
-      <w:r>
-        <w:rPr>
           <w:b/>
         </w:rPr>
         <w:t>参数</w:t>
@@ -2143,16 +2430,7 @@
         <w:ind w:left="480"/>
       </w:pPr>
       <w:r>
-        <w:t xml:space="preserve">stations: </w:t>
-      </w:r>
-      <w:r>
-        <w:rPr>
-          <w:rFonts w:ascii="Consolas" w:hAnsi="Consolas"/>
-        </w:rPr>
-        <w:t>[(标签, (wx, wy), 观察位名, 机头朝向°, 这站要不要查), ...]</w:t>
-      </w:r>
-      <w:r>
-        <w:t>。 连续两站是同一个观察位时不重复飞，只原地转向（任务3 的 M 点 要先朝南拍 3# 楼、再原地转 180° 查 2# 楼）。</w:t>
+        <w:t>spot_xy: 要让出的那个点的世界坐标 (x, y)。</w:t>
       </w:r>
     </w:p>
     <w:p>
@@ -2161,25 +2439,7 @@
         <w:ind w:left="480"/>
       </w:pPr>
       <w:r>
-        <w:t xml:space="preserve">on_found: </w:t>
-      </w:r>
-      <w:r>
-        <w:rPr>
-          <w:rFonts w:ascii="Consolas" w:hAnsi="Consolas"/>
-        </w:rPr>
-        <w:t>on_found(det, 标签)</w:t>
-      </w:r>
-      <w:r>
-        <w:t>。找到目标时调用，</w:t>
-      </w:r>
-      <w:r>
-        <w:rPr>
-          <w:b/>
-        </w:rPr>
-        <w:t>这一站的照片由它 负责拍</w:t>
-      </w:r>
-      <w:r>
-        <w:t>——要等它把目标对准到画面正中再拍，火情在画面边上 等于没拍到。它很可能把飞机挪走（比如前移到发射点），所以回来 之后不再认为飞机还在观察位上。</w:t>
+        <w:t>event: 让开之后给队友发哪个事件名。</w:t>
       </w:r>
     </w:p>
     <w:p>
@@ -2188,6 +2448,137 @@
         <w:ind w:left="480"/>
       </w:pPr>
       <w:r>
+        <w:t>timeout_s: 兜底超时（秒）。不给用 SPOT_CLEAR_WAIT_S（120 秒）。 两条放行路径都没触发时，到点也会放行并在日志里说清楚—— 不然队友会一直等下去。</w:t>
+      </w:r>
+    </w:p>
+    <w:p>
+      <w:r>
+        <w:rPr>
+          <w:rFonts w:ascii="Consolas" w:hAnsi="Consolas"/>
+          <w:b/>
+          <w:sz w:val="22"/>
+        </w:rPr>
+        <w:t>patrol(stations: List[Tuple[Any, ...]], class_id: Optional[str]=None, agl_m: float=2.0, on_found: Optional[Any]=None, scan_sound: Optional[str]=None, found_sound: Optional[str]=None, once: bool=True)</w:t>
+      </w:r>
+    </w:p>
+    <w:p>
+      <w:r>
+        <w:rPr>
+          <w:i/>
+          <w:sz w:val="18"/>
+        </w:rPr>
+        <w:t>第 83 行首次用到 · 视觉：识别与对准</w:t>
+      </w:r>
+    </w:p>
+    <w:p>
+      <w:r>
+        <w:t>逐站巡检：飞到观察位 -&gt; 转到指定机头朝向 -&gt; 拍交付照片 -&gt; （该查就查）。</w:t>
+      </w:r>
+    </w:p>
+    <w:p>
+      <w:r>
+        <w:rPr>
+          <w:b/>
+        </w:rPr>
+        <w:t>参数</w:t>
+      </w:r>
+    </w:p>
+    <w:p>
+      <w:pPr>
+        <w:pStyle w:val="ListBullet"/>
+        <w:ind w:left="480"/>
+      </w:pPr>
+      <w:r>
+        <w:t xml:space="preserve">stations: </w:t>
+      </w:r>
+      <w:r>
+        <w:rPr>
+          <w:rFonts w:ascii="Consolas" w:hAnsi="Consolas"/>
+        </w:rPr>
+        <w:t>[(标签, (wx, wy), 观察位名, 机头朝向°, 这站要不要查), ...]</w:t>
+      </w:r>
+      <w:r>
+        <w:t>。 连续两站是同一个观察位时不重复飞，只原地转向（任务3 的 M 点 要先朝南拍 3# 楼、再原地转 180° 查 2# 楼）。</w:t>
+      </w:r>
+    </w:p>
+    <w:p>
+      <w:pPr>
+        <w:pStyle w:val="ListBullet"/>
+        <w:ind w:left="480"/>
+      </w:pPr>
+      <w:r>
+        <w:t>class_id: 要查的目标类别。</w:t>
+      </w:r>
+      <w:r>
+        <w:rPr>
+          <w:rFonts w:ascii="Consolas" w:hAnsi="Consolas"/>
+        </w:rPr>
+        <w:t>要不要查</w:t>
+      </w:r>
+      <w:r>
+        <w:t xml:space="preserve"> 为 False 的站不会用到它。</w:t>
+      </w:r>
+    </w:p>
+    <w:p>
+      <w:pPr>
+        <w:pStyle w:val="ListBullet"/>
+        <w:ind w:left="480"/>
+      </w:pPr>
+      <w:r>
+        <w:t>agl_m: 观察位的离地高度（米）。</w:t>
+      </w:r>
+    </w:p>
+    <w:p>
+      <w:pPr>
+        <w:pStyle w:val="ListBullet"/>
+        <w:ind w:left="480"/>
+      </w:pPr>
+      <w:r>
+        <w:t xml:space="preserve">on_found: </w:t>
+      </w:r>
+      <w:r>
+        <w:rPr>
+          <w:rFonts w:ascii="Consolas" w:hAnsi="Consolas"/>
+        </w:rPr>
+        <w:t>on_found(det, 标签)</w:t>
+      </w:r>
+      <w:r>
+        <w:t>。找到目标时调用，</w:t>
+      </w:r>
+      <w:r>
+        <w:rPr>
+          <w:b/>
+        </w:rPr>
+        <w:t>这一站的照片由它 负责拍</w:t>
+      </w:r>
+      <w:r>
+        <w:t>——要等它把目标对准到画面正中再拍，火情在画面边上 等于没拍到。它很可能把飞机挪走（比如前移到发射点），所以回来 之后不再认为飞机还在观察位上。</w:t>
+      </w:r>
+    </w:p>
+    <w:p>
+      <w:pPr>
+        <w:pStyle w:val="ListBullet"/>
+        <w:ind w:left="480"/>
+      </w:pPr>
+      <w:r>
+        <w:t>scan_sound: 每个要查的站开查之前播的声光事件。不给就不播。</w:t>
+      </w:r>
+    </w:p>
+    <w:p>
+      <w:pPr>
+        <w:pStyle w:val="ListBullet"/>
+        <w:ind w:left="480"/>
+      </w:pPr>
+      <w:r>
+        <w:t>found_sound: 找到目标时播的声光事件，在 on_found 之前播。</w:t>
+      </w:r>
+    </w:p>
+    <w:p>
+      <w:pPr>
+        <w:pStyle w:val="ListBullet"/>
+        <w:ind w:left="480"/>
+      </w:pPr>
+      <w:r>
         <w:t>once: 找到一次之后，后面要查的站只补拍照片、不再跑识别。任务3 里 火情只可能有一处，灭完了就不必在剩下的楼前再等识别超时。</w:t>
       </w:r>
     </w:p>
@@ -2328,6 +2719,23 @@
     <w:p>
       <w:r>
         <w:rPr>
+          <w:b/>
+        </w:rPr>
+        <w:t>参数</w:t>
+      </w:r>
+    </w:p>
+    <w:p>
+      <w:pPr>
+        <w:pStyle w:val="ListBullet"/>
+        <w:ind w:left="480"/>
+      </w:pPr>
+      <w:r>
+        <w:t>*events: 要注册的事件名，可以一次给多个。 重复注册同一个事件是安全的（幂等），不会把已收到的内容清掉。</w:t>
+      </w:r>
+    </w:p>
+    <w:p>
+      <w:r>
+        <w:rPr>
           <w:color w:val="C00000"/>
         </w:rPr>
         <w:t xml:space="preserve">⚠ </w:t>
@@ -2441,6 +2849,24 @@
       </w:r>
     </w:p>
     <w:p>
+      <w:pPr>
+        <w:pStyle w:val="ListBullet"/>
+        <w:ind w:left="480"/>
+      </w:pPr>
+      <w:r>
+        <w:t xml:space="preserve">height_m: 起飞到多高（米，离地）。不给就用飞控 </w:t>
+      </w:r>
+      <w:r>
+        <w:rPr>
+          <w:rFonts w:ascii="Consolas" w:hAnsi="Consolas"/>
+        </w:rPr>
+        <w:t>pt4ctrl</w:t>
+      </w:r>
+      <w:r>
+        <w:t xml:space="preserve"> 里 配置的 takeoff_height。</w:t>
+      </w:r>
+    </w:p>
+    <w:p>
       <w:r>
         <w:rPr>
           <w:rFonts w:ascii="Consolas" w:hAnsi="Consolas"/>
@@ -2469,6 +2895,38 @@
         </w:rPr>
         <w:t>print(f'[{ns}] ...')</w:t>
       </w:r>
+    </w:p>
+    <w:p>
+      <w:r>
+        <w:rPr>
+          <w:b/>
+        </w:rPr>
+        <w:t>参数</w:t>
+      </w:r>
+    </w:p>
+    <w:p>
+      <w:pPr>
+        <w:pStyle w:val="ListBullet"/>
+        <w:ind w:left="480"/>
+      </w:pPr>
+      <w:r>
+        <w:t xml:space="preserve">text: 要打的内容。会自动加上 </w:t>
+      </w:r>
+      <w:r>
+        <w:rPr>
+          <w:rFonts w:ascii="Consolas" w:hAnsi="Consolas"/>
+        </w:rPr>
+        <w:t>[机号]</w:t>
+      </w:r>
+      <w:r>
+        <w:t xml:space="preserve"> 前缀并 flush， 不用自己拼。</w:t>
+      </w:r>
+    </w:p>
+    <w:p>
+      <w:pPr>
+        <w:pStyle w:val="ListBullet"/>
+        <w:ind w:left="480"/>
+      </w:pPr>
       <w:r>
         <w:t>满篇都是，用这个就不必每次自己拼前缀、也不会漏 flush=True。</w:t>
       </w:r>
@@ -2509,30 +2967,6 @@
     <w:p>
       <w:r>
         <w:rPr>
-          <w:rFonts w:ascii="Consolas" w:hAnsi="Consolas"/>
-          <w:b/>
-          <w:sz w:val="22"/>
-        </w:rPr>
-        <w:t>fetch_from(wxy: Tuple[float, float], class_id: str, what: str='物资', agl_m: float=2.0, sound: Optional[str]=None, direct: bool=False)</w:t>
-      </w:r>
-    </w:p>
-    <w:p>
-      <w:r>
-        <w:rPr>
-          <w:i/>
-          <w:sz w:val="18"/>
-        </w:rPr>
-        <w:t>第 140 行首次用到 · 抓放与发射</w:t>
-      </w:r>
-    </w:p>
-    <w:p>
-      <w:r>
-        <w:t>飞到物资点 -&gt; 边瞄边降到底 -&gt; 抓取 -&gt; 起飞回巡航高度。</w:t>
-      </w:r>
-    </w:p>
-    <w:p>
-      <w:r>
-        <w:rPr>
           <w:b/>
         </w:rPr>
         <w:t>参数</w:t>
@@ -2544,6 +2978,137 @@
         <w:ind w:left="480"/>
       </w:pPr>
       <w:r>
+        <w:t>leg_end: 这一段飞到哪儿（世界坐标 (x, y)）。从</w:t>
+      </w:r>
+      <w:r>
+        <w:rPr>
+          <w:b/>
+        </w:rPr>
+        <w:t>当前位置</w:t>
+      </w:r>
+      <w:r>
+        <w:t>出发。</w:t>
+      </w:r>
+    </w:p>
+    <w:p>
+      <w:pPr>
+        <w:pStyle w:val="ListBullet"/>
+        <w:ind w:left="480"/>
+      </w:pPr>
+      <w:r>
+        <w:t>class_id: 边飞边找什么，比如 'apriltag:2'。</w:t>
+      </w:r>
+    </w:p>
+    <w:p>
+      <w:pPr>
+        <w:pStyle w:val="ListBullet"/>
+        <w:ind w:left="480"/>
+      </w:pPr>
+      <w:r>
+        <w:t>camera: 用哪个相机找，'down'（找地面目标）或 'front'。</w:t>
+      </w:r>
+    </w:p>
+    <w:p>
+      <w:pPr>
+        <w:pStyle w:val="ListBullet"/>
+        <w:ind w:left="480"/>
+      </w:pPr>
+      <w:r>
+        <w:t>agl_m: 这一段锁的离地高度（米）。</w:t>
+      </w:r>
+    </w:p>
+    <w:p>
+      <w:pPr>
+        <w:pStyle w:val="ListBullet"/>
+        <w:ind w:left="480"/>
+      </w:pPr>
+      <w:r>
+        <w:t>timeout_s: 整段最多花多久（秒）。超时按"没找到"返回 None。</w:t>
+      </w:r>
+    </w:p>
+    <w:p>
+      <w:pPr>
+        <w:pStyle w:val="ListBullet"/>
+        <w:ind w:left="480"/>
+      </w:pPr>
+      <w:r>
+        <w:t>what: 目标叫什么，只用于日志。</w:t>
+      </w:r>
+    </w:p>
+    <w:p>
+      <w:r>
+        <w:rPr>
+          <w:rFonts w:ascii="Consolas" w:hAnsi="Consolas"/>
+          <w:b/>
+          <w:sz w:val="22"/>
+        </w:rPr>
+        <w:t>fetch_from(wxy: Tuple[float, float], class_id: str, what: str='物资', agl_m: float=2.0, sound: Optional[str]=None, direct: bool=False)</w:t>
+      </w:r>
+    </w:p>
+    <w:p>
+      <w:r>
+        <w:rPr>
+          <w:i/>
+          <w:sz w:val="18"/>
+        </w:rPr>
+        <w:t>第 140 行首次用到 · 抓放与发射</w:t>
+      </w:r>
+    </w:p>
+    <w:p>
+      <w:r>
+        <w:t>飞到物资点 -&gt; 边瞄边降到底 -&gt; 抓取 -&gt; 起飞回巡航高度。</w:t>
+      </w:r>
+    </w:p>
+    <w:p>
+      <w:r>
+        <w:rPr>
+          <w:b/>
+        </w:rPr>
+        <w:t>参数</w:t>
+      </w:r>
+    </w:p>
+    <w:p>
+      <w:pPr>
+        <w:pStyle w:val="ListBullet"/>
+        <w:ind w:left="480"/>
+      </w:pPr>
+      <w:r>
+        <w:t>wxy: 物资点的世界坐标 (x, y)。</w:t>
+      </w:r>
+    </w:p>
+    <w:p>
+      <w:pPr>
+        <w:pStyle w:val="ListBullet"/>
+        <w:ind w:left="480"/>
+      </w:pPr>
+      <w:r>
+        <w:t>class_id: 物资点上贴的标识，比如 'apriltag:0'，用来边瞄边降。</w:t>
+      </w:r>
+    </w:p>
+    <w:p>
+      <w:pPr>
+        <w:pStyle w:val="ListBullet"/>
+        <w:ind w:left="480"/>
+      </w:pPr>
+      <w:r>
+        <w:t>what: 物资叫什么，进日志也进降落提示（"已降落在{what}点"）。</w:t>
+      </w:r>
+    </w:p>
+    <w:p>
+      <w:pPr>
+        <w:pStyle w:val="ListBullet"/>
+        <w:ind w:left="480"/>
+      </w:pPr>
+      <w:r>
+        <w:t>agl_m: 飞过去时的巡航高度，抓完也回到这个高度（米）。</w:t>
+      </w:r>
+    </w:p>
+    <w:p>
+      <w:pPr>
+        <w:pStyle w:val="ListBullet"/>
+        <w:ind w:left="480"/>
+      </w:pPr>
+      <w:r>
         <w:t>sound: 声光播报内容。</w:t>
       </w:r>
       <w:r>
@@ -2563,6 +3128,24 @@
       </w:r>
       <w:r>
         <w:t xml:space="preserve"> 前面会提前十几秒（还在飞往物资点的路上就播了）。</w:t>
+      </w:r>
+    </w:p>
+    <w:p>
+      <w:pPr>
+        <w:pStyle w:val="ListBullet"/>
+        <w:ind w:left="480"/>
+      </w:pPr>
+      <w:r>
+        <w:t xml:space="preserve">direct: True = 飞过去那一段走直线，不经规划器。含义和前提同 </w:t>
+      </w:r>
+      <w:r>
+        <w:rPr>
+          <w:rFonts w:ascii="Consolas" w:hAnsi="Consolas"/>
+        </w:rPr>
+        <w:t>goto_world()</w:t>
+      </w:r>
+      <w:r>
+        <w:t>。</w:t>
       </w:r>
     </w:p>
     <w:p>
@@ -2612,7 +3195,7 @@
         <w:ind w:left="480"/>
       </w:pPr>
       <w:r>
-        <w:t>accept_m: 判成"到不了"但其实已经在这个距离以内时按到达处理。 默认 0 = 不容忍、照常抛异常。目标点贴着障碍或刚被别的飞机占过 时规划器会把终端推到膨胀区边缘，给个 1~2 米的容忍更实用。</w:t>
+        <w:t>wx: 目标点的世界坐标 x（米）。</w:t>
       </w:r>
     </w:p>
     <w:p>
@@ -2621,6 +3204,42 @@
         <w:ind w:left="480"/>
       </w:pPr>
       <w:r>
+        <w:t>wy: 目标点的世界坐标 y（米）。</w:t>
+      </w:r>
+    </w:p>
+    <w:p>
+      <w:pPr>
+        <w:pStyle w:val="ListBullet"/>
+        <w:ind w:left="480"/>
+      </w:pPr>
+      <w:r>
+        <w:t>agl_m: 飞过去之后锁住的离地高度（米）。不给就用当前高度。</w:t>
+      </w:r>
+    </w:p>
+    <w:p>
+      <w:pPr>
+        <w:pStyle w:val="ListBullet"/>
+        <w:ind w:left="480"/>
+      </w:pPr>
+      <w:r>
+        <w:t>what: 这个点叫什么，只用于日志（"飞往{what} (x, y)"）。</w:t>
+      </w:r>
+    </w:p>
+    <w:p>
+      <w:pPr>
+        <w:pStyle w:val="ListBullet"/>
+        <w:ind w:left="480"/>
+      </w:pPr>
+      <w:r>
+        <w:t>accept_m: 判成"到不了"但其实已经在这个距离以内时按到达处理。 默认 0 = 不容忍、照常抛异常。目标点贴着障碍或刚被别的飞机占过 时规划器会把终端推到膨胀区边缘，给个 1~2 米的容忍更实用。</w:t>
+      </w:r>
+    </w:p>
+    <w:p>
+      <w:pPr>
+        <w:pStyle w:val="ListBullet"/>
+        <w:ind w:left="480"/>
+      </w:pPr>
+      <w:r>
         <w:t>direct: True = 走直线（</w:t>
       </w:r>
       <w:r>
@@ -2683,39 +3302,6 @@
     <w:p>
       <w:r>
         <w:rPr>
-          <w:rFonts w:ascii="Consolas" w:hAnsi="Consolas"/>
-          <w:b/>
-          <w:sz w:val="22"/>
-        </w:rPr>
-        <w:t>follow_formation(spacing_m: float=4.0, agl_m: float=2.0, join: str='station', route_wait_s: float=60.0, done_wait_s: float=600.0)</w:t>
-      </w:r>
-    </w:p>
-    <w:p>
-      <w:r>
-        <w:rPr>
-          <w:i/>
-          <w:sz w:val="18"/>
-        </w:rPr>
-        <w:t>第 148 行首次用到 · 编队</w:t>
-      </w:r>
-    </w:p>
-    <w:p>
-      <w:r>
-        <w:t>僚机跟队。</w:t>
-      </w:r>
-      <w:r>
-        <w:rPr>
-          <w:b/>
-        </w:rPr>
-        <w:t>只管空中段</w:t>
-      </w:r>
-      <w:r>
-        <w:t>，起降由调用方自己决定。</w:t>
-      </w:r>
-    </w:p>
-    <w:p>
-      <w:r>
-        <w:rPr>
           <w:b/>
         </w:rPr>
         <w:t>参数</w:t>
@@ -2727,6 +3313,83 @@
         <w:ind w:left="480"/>
       </w:pPr>
       <w:r>
+        <w:t>release: False = 抓紧（PWM 800），True = 松开（PWM 2000）。 真机实测值，见 GRIP_CLOSE_PWM / GRIP_OPEN_PWM。</w:t>
+      </w:r>
+    </w:p>
+    <w:p>
+      <w:pPr>
+        <w:pStyle w:val="ListBullet"/>
+        <w:ind w:left="480"/>
+      </w:pPr>
+      <w:r>
+        <w:t>label: 日志里怎么称呼这个动作（比如 '抓取灭火弹'）。 不给就按 release 自动用"抓取"/"松开"。</w:t>
+      </w:r>
+    </w:p>
+    <w:p>
+      <w:r>
+        <w:rPr>
+          <w:rFonts w:ascii="Consolas" w:hAnsi="Consolas"/>
+          <w:b/>
+          <w:sz w:val="22"/>
+        </w:rPr>
+        <w:t>follow_formation(spacing_m: float=4.0, agl_m: float=2.0, join: str='station', route_wait_s: float=60.0, done_wait_s: float=600.0)</w:t>
+      </w:r>
+    </w:p>
+    <w:p>
+      <w:r>
+        <w:rPr>
+          <w:i/>
+          <w:sz w:val="18"/>
+        </w:rPr>
+        <w:t>第 148 行首次用到 · 编队</w:t>
+      </w:r>
+    </w:p>
+    <w:p>
+      <w:r>
+        <w:t>僚机跟队。</w:t>
+      </w:r>
+      <w:r>
+        <w:rPr>
+          <w:b/>
+        </w:rPr>
+        <w:t>只管空中段</w:t>
+      </w:r>
+      <w:r>
+        <w:t>，起降由调用方自己决定。</w:t>
+      </w:r>
+    </w:p>
+    <w:p>
+      <w:r>
+        <w:rPr>
+          <w:b/>
+        </w:rPr>
+        <w:t>参数</w:t>
+      </w:r>
+    </w:p>
+    <w:p>
+      <w:pPr>
+        <w:pStyle w:val="ListBullet"/>
+        <w:ind w:left="480"/>
+      </w:pPr>
+      <w:r>
+        <w:t>spacing_m: 跟在长机后方多少米。要跟长机那边给的一致。</w:t>
+      </w:r>
+    </w:p>
+    <w:p>
+      <w:pPr>
+        <w:pStyle w:val="ListBullet"/>
+        <w:ind w:left="480"/>
+      </w:pPr>
+      <w:r>
+        <w:t>agl_m: 入列和跟队时的离地高度（米）。</w:t>
+      </w:r>
+    </w:p>
+    <w:p>
+      <w:pPr>
+        <w:pStyle w:val="ListBullet"/>
+        <w:ind w:left="480"/>
+      </w:pPr>
+      <w:r>
         <w:t xml:space="preserve">join: </w:t>
       </w:r>
       <w:r>
@@ -2746,6 +3409,24 @@
       </w:r>
       <w:r>
         <w:t xml:space="preserve"> 就地入列（任务流程里僚机刚 做完事就在长机附近，再飞一趟站位点纯属绕路）。</w:t>
+      </w:r>
+    </w:p>
+    <w:p>
+      <w:pPr>
+        <w:pStyle w:val="ListBullet"/>
+        <w:ind w:left="480"/>
+      </w:pPr>
+      <w:r>
+        <w:t>route_wait_s: 等长机下发航线的上限（秒）。等不到就只跟队、不做 分段航向，机头全程不变。</w:t>
+      </w:r>
+    </w:p>
+    <w:p>
+      <w:pPr>
+        <w:pStyle w:val="ListBullet"/>
+        <w:ind w:left="480"/>
+      </w:pPr>
+      <w:r>
+        <w:t>done_wait_s: 等长机发"解散"的上限（秒）。等不到也会自己出列， 免得长机那边出问题时僚机永远挂着。</w:t>
       </w:r>
     </w:p>
     <w:p>
@@ -2775,30 +3456,6 @@
     <w:p>
       <w:r>
         <w:rPr>
-          <w:rFonts w:ascii="Consolas" w:hAnsi="Consolas"/>
-          <w:b/>
-          <w:sz w:val="22"/>
-        </w:rPr>
-        <w:t>release_at(wxy: Tuple[float, float], class_id: str, what: str='物资', agl_m: float=2.0, sound: Optional[str]=None, direct: bool=False)</w:t>
-      </w:r>
-    </w:p>
-    <w:p>
-      <w:r>
-        <w:rPr>
-          <w:i/>
-          <w:sz w:val="18"/>
-        </w:rPr>
-        <w:t>第 171 行首次用到 · 抓放与发射</w:t>
-      </w:r>
-    </w:p>
-    <w:p>
-      <w:r>
-        <w:t>飞到物资点 -&gt; 边瞄边降到底 -&gt; 松开 -&gt; 起飞回巡航高度。</w:t>
-      </w:r>
-    </w:p>
-    <w:p>
-      <w:r>
-        <w:rPr>
           <w:b/>
         </w:rPr>
         <w:t>参数</w:t>
@@ -2810,6 +3467,83 @@
         <w:ind w:left="480"/>
       </w:pPr>
       <w:r>
+        <w:t>agl_m: 目标离地高度（米）。水平位置不动，只升降。</w:t>
+      </w:r>
+    </w:p>
+    <w:p>
+      <w:r>
+        <w:rPr>
+          <w:rFonts w:ascii="Consolas" w:hAnsi="Consolas"/>
+          <w:b/>
+          <w:sz w:val="22"/>
+        </w:rPr>
+        <w:t>release_at(wxy: Tuple[float, float], class_id: str, what: str='物资', agl_m: float=2.0, sound: Optional[str]=None, direct: bool=False)</w:t>
+      </w:r>
+    </w:p>
+    <w:p>
+      <w:r>
+        <w:rPr>
+          <w:i/>
+          <w:sz w:val="18"/>
+        </w:rPr>
+        <w:t>第 171 行首次用到 · 抓放与发射</w:t>
+      </w:r>
+    </w:p>
+    <w:p>
+      <w:r>
+        <w:t>飞到物资点 -&gt; 边瞄边降到底 -&gt; 松开 -&gt; 起飞回巡航高度。</w:t>
+      </w:r>
+    </w:p>
+    <w:p>
+      <w:r>
+        <w:rPr>
+          <w:b/>
+        </w:rPr>
+        <w:t>参数</w:t>
+      </w:r>
+    </w:p>
+    <w:p>
+      <w:pPr>
+        <w:pStyle w:val="ListBullet"/>
+        <w:ind w:left="480"/>
+      </w:pPr>
+      <w:r>
+        <w:t>wxy: 物资点的世界坐标 (x, y)。</w:t>
+      </w:r>
+    </w:p>
+    <w:p>
+      <w:pPr>
+        <w:pStyle w:val="ListBullet"/>
+        <w:ind w:left="480"/>
+      </w:pPr>
+      <w:r>
+        <w:t>class_id: 物资点上贴的标识，用来边瞄边降。</w:t>
+      </w:r>
+    </w:p>
+    <w:p>
+      <w:pPr>
+        <w:pStyle w:val="ListBullet"/>
+        <w:ind w:left="480"/>
+      </w:pPr>
+      <w:r>
+        <w:t>what: 物资叫什么，进日志。</w:t>
+      </w:r>
+    </w:p>
+    <w:p>
+      <w:pPr>
+        <w:pStyle w:val="ListBullet"/>
+        <w:ind w:left="480"/>
+      </w:pPr>
+      <w:r>
+        <w:t>agl_m: 飞过去时的巡航高度，放完也回到这个高度（米）。</w:t>
+      </w:r>
+    </w:p>
+    <w:p>
+      <w:pPr>
+        <w:pStyle w:val="ListBullet"/>
+        <w:ind w:left="480"/>
+      </w:pPr>
+      <w:r>
         <w:t xml:space="preserve">sound: 同 </w:t>
       </w:r>
       <w:r>
@@ -2820,6 +3554,24 @@
       </w:r>
       <w:r>
         <w:t>，落地后、舵机动作前播报。</w:t>
+      </w:r>
+    </w:p>
+    <w:p>
+      <w:pPr>
+        <w:pStyle w:val="ListBullet"/>
+        <w:ind w:left="480"/>
+      </w:pPr>
+      <w:r>
+        <w:t xml:space="preserve">direct: True = 飞过去那一段走直线。含义和前提同 </w:t>
+      </w:r>
+      <w:r>
+        <w:rPr>
+          <w:rFonts w:ascii="Consolas" w:hAnsi="Consolas"/>
+        </w:rPr>
+        <w:t>goto_world()</w:t>
+      </w:r>
+      <w:r>
+        <w:t>。</w:t>
       </w:r>
     </w:p>
     <w:p>
@@ -2844,6 +3596,104 @@
     <w:p>
       <w:r>
         <w:t>选手程序的 main()：解析命令行 -&gt; 建 SDK -&gt; 按角色分派 -&gt; 收尾。</w:t>
+      </w:r>
+    </w:p>
+    <w:p>
+      <w:r>
+        <w:rPr>
+          <w:b/>
+        </w:rPr>
+        <w:t>参数</w:t>
+      </w:r>
+    </w:p>
+    <w:p>
+      <w:pPr>
+        <w:pStyle w:val="ListBullet"/>
+        <w:ind w:left="480"/>
+      </w:pPr>
+      <w:r>
+        <w:t xml:space="preserve">leader: 长机那一支要跑的函数，签名是 </w:t>
+      </w:r>
+      <w:r>
+        <w:rPr>
+          <w:rFonts w:ascii="Consolas" w:hAnsi="Consolas"/>
+        </w:rPr>
+        <w:t>f(sdk)</w:t>
+      </w:r>
+      <w:r>
+        <w:t xml:space="preserve">。 </w:t>
+      </w:r>
+      <w:r>
+        <w:rPr>
+          <w:rFonts w:ascii="Consolas" w:hAnsi="Consolas"/>
+        </w:rPr>
+        <w:t>--role</w:t>
+      </w:r>
+      <w:r>
+        <w:t xml:space="preserve"> 是 leader 或 recon 时调它。</w:t>
+      </w:r>
+    </w:p>
+    <w:p>
+      <w:pPr>
+        <w:pStyle w:val="ListBullet"/>
+        <w:ind w:left="480"/>
+      </w:pPr>
+      <w:r>
+        <w:t>follower: 僚机那一支要跑的函数，签名同上。</w:t>
+      </w:r>
+    </w:p>
+    <w:p>
+      <w:pPr>
+        <w:pStyle w:val="ListBullet"/>
+        <w:ind w:left="480"/>
+      </w:pPr>
+      <w:r>
+        <w:t xml:space="preserve">description: 命令行 </w:t>
+      </w:r>
+      <w:r>
+        <w:rPr>
+          <w:rFonts w:ascii="Consolas" w:hAnsi="Consolas"/>
+        </w:rPr>
+        <w:t>--help</w:t>
+      </w:r>
+      <w:r>
+        <w:t xml:space="preserve"> 里显示的说明，一般传 </w:t>
+      </w:r>
+      <w:r>
+        <w:rPr>
+          <w:rFonts w:ascii="Consolas" w:hAnsi="Consolas"/>
+        </w:rPr>
+        <w:t>__doc__</w:t>
+      </w:r>
+      <w:r>
+        <w:t>。</w:t>
+      </w:r>
+    </w:p>
+    <w:p>
+      <w:pPr>
+        <w:pStyle w:val="ListBullet"/>
+        <w:ind w:left="480"/>
+      </w:pPr>
+      <w:r>
+        <w:t xml:space="preserve">spacing_m: </w:t>
+      </w:r>
+      <w:r>
+        <w:rPr>
+          <w:rFonts w:ascii="Consolas" w:hAnsi="Consolas"/>
+        </w:rPr>
+        <w:t>--spacing</w:t>
+      </w:r>
+      <w:r>
+        <w:t xml:space="preserve"> 的默认值（米）。实际取到的值会存成 </w:t>
+      </w:r>
+      <w:r>
+        <w:rPr>
+          <w:rFonts w:ascii="Consolas" w:hAnsi="Consolas"/>
+        </w:rPr>
+        <w:t>sdk.spacing_m</w:t>
+      </w:r>
+      <w:r>
+        <w:t>，任务函数直接读。</w:t>
       </w:r>
     </w:p>
     <w:sectPr>

--- a/contestant_template/API参考/mission_lite.docx
+++ b/contestant_template/API参考/mission_lite.docx
@@ -1355,7 +1355,7 @@
           <w:b/>
           <w:sz w:val="22"/>
         </w:rPr>
-        <w:t>lead_formation(route: List[Tuple[float, float]], spacing_m: float=4.0, agl_m: float=2.0, hold_s: float=2.0, start_xy: Optional[Tuple[float, float]]=None, final_xy: Optional[Tuple[float, float]]=None, disband_at: Optional[Tuple[float, float]]=None, wait_follower_s: float=300.0, tail_direct: bool=False)</w:t>
+        <w:t>lead_formation(route: Sequence[Tuple[float, float]], spacing_m: float=4.0, agl_m: float=2.0, hold_s: float=2.0, start_xy: Optional[Tuple[float, float]]=None, final_xy: Optional[Tuple[float, float]]=None, disband_at: Optional[Tuple[float, float]]=None, wait_follower_s: float=300.0, tail_direct: bool=False)</w:t>
       </w:r>
     </w:p>
     <w:p>
@@ -2458,7 +2458,7 @@
           <w:b/>
           <w:sz w:val="22"/>
         </w:rPr>
-        <w:t>patrol(stations: List[Tuple[Any, ...]], class_id: Optional[str]=None, agl_m: float=2.0, on_found: Optional[Any]=None, scan_sound: Optional[str]=None, found_sound: Optional[str]=None, once: bool=True)</w:t>
+        <w:t>patrol(stations: Sequence[Tuple[Any, ...]], class_id: Optional[str]=None, agl_m: float=2.0, on_found: Optional[Any]=None, scan_sound: Optional[str]=None, found_sound: Optional[str]=None, once: bool=True)</w:t>
       </w:r>
     </w:p>
     <w:p>
@@ -2589,7 +2589,7 @@
           <w:b/>
           <w:sz w:val="22"/>
         </w:rPr>
-        <w:t>fly_route(waypoints: List[Tuple[float, float]], agl_m: float=2.0, hold_s: float=2.0, names: Optional[List[str]]=None)</w:t>
+        <w:t>fly_route(waypoints: Sequence[Tuple[float, float]], agl_m: float=2.0, hold_s: float=2.0, names: Optional[List[str]]=None)</w:t>
       </w:r>
     </w:p>
     <w:p>

--- a/contestant_template/API参考/mission_lite.docx
+++ b/contestant_template/API参考/mission_lite.docx
@@ -15,7 +15,7 @@
         <w:rPr>
           <w:b/>
         </w:rPr>
-        <w:t>这个程序用到 27 个 API。</w:t>
+        <w:t>这个程序用到 26 个 API。</w:t>
       </w:r>
       <w:r>
         <w:t>SDK 全部能力有 80 个，其余是底层/备用接口，这个程序没用到。条目按程序里出现的先后排，括号里是首次用到的行号——对着源码从上往下读，顺序能对上。本文档自动生成，不要手改。</w:t>
@@ -181,51 +181,6 @@
           <w:p>
             <w:r>
               <w:t>长机带队飞一条航线。只管空中段，起降由调用方自己决定。</w:t>
-            </w:r>
-          </w:p>
-        </w:tc>
-      </w:tr>
-      <w:tr>
-        <w:tc>
-          <w:tcPr>
-            <w:tcW w:type="dxa" w:w="2160"/>
-          </w:tcPr>
-          <w:p>
-            <w:r>
-              <w:t>50</w:t>
-            </w:r>
-          </w:p>
-        </w:tc>
-        <w:tc>
-          <w:tcPr>
-            <w:tcW w:type="dxa" w:w="2160"/>
-          </w:tcPr>
-          <w:p>
-            <w:r>
-              <w:rPr>
-                <w:rFonts w:ascii="Consolas" w:hAnsi="Consolas"/>
-              </w:rPr>
-              <w:t>spacing_m</w:t>
-            </w:r>
-          </w:p>
-        </w:tc>
-        <w:tc>
-          <w:tcPr>
-            <w:tcW w:type="dxa" w:w="2160"/>
-          </w:tcPr>
-          <w:p>
-            <w:r>
-              <w:t>程序入口</w:t>
-            </w:r>
-          </w:p>
-        </w:tc>
-        <w:tc>
-          <w:tcPr>
-            <w:tcW w:type="dxa" w:w="2160"/>
-          </w:tcPr>
-          <w:p>
-            <w:r>
-              <w:t>run() 把命令行 --spacing 存成这个属性，任务函数直接读。</w:t>
             </w:r>
           </w:p>
         </w:tc>
@@ -1355,7 +1310,7 @@
           <w:b/>
           <w:sz w:val="22"/>
         </w:rPr>
-        <w:t>lead_formation(route: Sequence[Tuple[float, float]], spacing_m: float=4.0, agl_m: float=2.0, hold_s: float=2.0, start_xy: Optional[Tuple[float, float]]=None, final_xy: Optional[Tuple[float, float]]=None, disband_at: Optional[Tuple[float, float]]=None, wait_follower_s: float=300.0, tail_direct: bool=False)</w:t>
+        <w:t>lead_formation(route: Sequence[Tuple[float, float]], spacing_m: Optional[float]=None, agl_m: float=2.0, hold_s: float=2.0, start_xy: Optional[Tuple[float, float]]=None, final_xy: Optional[Tuple[float, float]]=None, disband_at: Optional[Tuple[float, float]]=None, wait_follower_s: float=300.0, tail_direct: bool=False)</w:t>
       </w:r>
     </w:p>
     <w:p>
@@ -1404,7 +1359,43 @@
         <w:ind w:left="480"/>
       </w:pPr>
       <w:r>
-        <w:t>spacing_m: 目标纵向间距。</w:t>
+        <w:t>spacing_m: 目标纵向间距（米）。</w:t>
+      </w:r>
+      <w:r>
+        <w:rPr>
+          <w:b/>
+        </w:rPr>
+        <w:t>不给就用 `self.spacing_m`</w:t>
+      </w:r>
+      <w:r>
+        <w:t xml:space="preserve"> （</w:t>
+      </w:r>
+      <w:r>
+        <w:rPr>
+          <w:rFonts w:ascii="Consolas" w:hAnsi="Consolas"/>
+        </w:rPr>
+        <w:t>run()</w:t>
+      </w:r>
+      <w:r>
+        <w:t xml:space="preserve"> 从命令行 </w:t>
+      </w:r>
+      <w:r>
+        <w:rPr>
+          <w:rFonts w:ascii="Consolas" w:hAnsi="Consolas"/>
+        </w:rPr>
+        <w:t>--spacing</w:t>
+      </w:r>
+      <w:r>
+        <w:t xml:space="preserve"> 存进去的值），所以一般不用传—— 写 </w:t>
+      </w:r>
+      <w:r>
+        <w:rPr>
+          <w:rFonts w:ascii="Consolas" w:hAnsi="Consolas"/>
+        </w:rPr>
+        <w:t>spacing_m=sdk.spacing_m</w:t>
+      </w:r>
+      <w:r>
+        <w:t xml:space="preserve"> 等于把 SDK 自己的值原样传回来， 没有任何信息量。只有这一段要用跟全局不同的间距时才显式给。</w:t>
       </w:r>
     </w:p>
     <w:p>
@@ -1518,30 +1509,6 @@
           <w:b/>
           <w:sz w:val="22"/>
         </w:rPr>
-        <w:t>spacing_m</w:t>
-      </w:r>
-    </w:p>
-    <w:p>
-      <w:r>
-        <w:rPr>
-          <w:i/>
-          <w:sz w:val="18"/>
-        </w:rPr>
-        <w:t>第 50 行首次用到 · 程序入口</w:t>
-      </w:r>
-    </w:p>
-    <w:p>
-      <w:r>
-        <w:t>run() 把命令行 --spacing 存成这个属性，任务函数直接读。</w:t>
-      </w:r>
-    </w:p>
-    <w:p>
-      <w:r>
-        <w:rPr>
-          <w:rFonts w:ascii="Consolas" w:hAnsi="Consolas"/>
-          <w:b/>
-          <w:sz w:val="22"/>
-        </w:rPr>
         <w:t>return_home(land: bool=True, agl_m: float=2.0, sound: Optional[str]=None, report: Optional[str]=None, direct: bool=False)</w:t>
       </w:r>
     </w:p>
@@ -3332,7 +3299,7 @@
           <w:b/>
           <w:sz w:val="22"/>
         </w:rPr>
-        <w:t>follow_formation(spacing_m: float=4.0, agl_m: float=2.0, join: str='station', route_wait_s: float=60.0, done_wait_s: float=600.0)</w:t>
+        <w:t>follow_formation(spacing_m: Optional[float]=None, agl_m: float=2.0, join: str='station', route_wait_s: float=60.0, done_wait_s: float=600.0)</w:t>
       </w:r>
     </w:p>
     <w:p>
@@ -3372,7 +3339,25 @@
         <w:ind w:left="480"/>
       </w:pPr>
       <w:r>
-        <w:t>spacing_m: 跟在长机后方多少米。要跟长机那边给的一致。</w:t>
+        <w:t>spacing_m: 跟在长机后方多少米。</w:t>
+      </w:r>
+      <w:r>
+        <w:rPr>
+          <w:b/>
+        </w:rPr>
+        <w:t>不给就用 `self.spacing_m`</w:t>
+      </w:r>
+      <w:r>
+        <w:t xml:space="preserve">， 跟长机那边同一个来源（都来自 </w:t>
+      </w:r>
+      <w:r>
+        <w:rPr>
+          <w:rFonts w:ascii="Consolas" w:hAnsi="Consolas"/>
+        </w:rPr>
+        <w:t>--spacing</w:t>
+      </w:r>
+      <w:r>
+        <w:t>），天然一致。</w:t>
       </w:r>
     </w:p>
     <w:p>
